--- a/PRODUCTION_LAUNCH_CHECKLIST.docx
+++ b/PRODUCTION_LAUNCH_CHECKLIST.docx
@@ -30,14 +30,7 @@
     </w:p>
     <w:p>
       <w:r>
-        <w:rPr>
-          <w:rFonts w:ascii="Calibri" w:hAnsi="Calibri"/>
-          <w:b w:val="0"/>
-          <w:i/>
-          <w:color w:val="5F6368"/>
-          <w:sz w:val="20"/>
-        </w:rPr>
-        <w:t>Generated: 2026-06-27</w:t>
+        <w:t>Generated: 2026-06-27   |   Updated: 2026-06-29 (Stripe live wiring shipped; Shopify token dependency removed; git-history audit complete)</w:t>
       </w:r>
     </w:p>
     <w:p>
@@ -388,19 +381,25 @@
           </w:tcPr>
           <w:p>
             <w:r>
-              <w:rPr>
-                <w:rFonts w:ascii="Calibri" w:hAnsi="Calibri"/>
-                <w:b/>
-                <w:color w:val="C5221F"/>
-                <w:sz w:val="22"/>
-              </w:rPr>
-              <w:t>BLOCKER</w:t>
+              <w:t>PARTIAL</w:t>
             </w:r>
           </w:p>
         </w:tc>
         <w:tc>
           <w:tcPr>
             <w:tcW w:type="dxa" w:w="3600"/>
+          </w:tcPr>
+          <w:p>
+            <w:r>
+              <w:t>App no longer uses ANY Shopify token — dependency removed (commit 57da1af) and deployed (api + stripe-webhook v8) on 2026-06-29; PRHOMZ Shop-the-Look now just links to prhomz.com. Token still exists in git history. REMAINING: revoke the leaked token in Shopify Admin (now safe — nothing consumes it). Optional: strip the unused SHOPIFY_ACCESS_TOKEN secret binding from cloud_run.tf.</w:t>
+            </w:r>
+          </w:p>
+        </w:tc>
+      </w:tr>
+      <w:tr>
+        <w:tc>
+          <w:tcPr>
+            <w:tcW w:type="dxa" w:w="576"/>
           </w:tcPr>
           <w:p>
             <w:r>
@@ -409,7 +408,42 @@
                 <w:b w:val="0"/>
                 <w:sz w:val="20"/>
               </w:rPr>
-              <w:t>Still in repo git history; rotate in Shopify admin, update Secret Manager, redeploy api.</w:t>
+              <w:t>1.2</w:t>
+            </w:r>
+          </w:p>
+        </w:tc>
+        <w:tc>
+          <w:tcPr>
+            <w:tcW w:type="dxa" w:w="5184"/>
+          </w:tcPr>
+          <w:p>
+            <w:r>
+              <w:rPr>
+                <w:rFonts w:ascii="Calibri" w:hAnsi="Calibri"/>
+                <w:b w:val="0"/>
+                <w:sz w:val="20"/>
+              </w:rPr>
+              <w:t>Audit git history for other secrets (Gemini, Stripe, Firebase admin)</w:t>
+            </w:r>
+          </w:p>
+        </w:tc>
+        <w:tc>
+          <w:tcPr>
+            <w:tcW w:type="dxa" w:w="1296"/>
+          </w:tcPr>
+          <w:p>
+            <w:r>
+              <w:t>DONE</w:t>
+            </w:r>
+          </w:p>
+        </w:tc>
+        <w:tc>
+          <w:tcPr>
+            <w:tcW w:type="dxa" w:w="3600"/>
+          </w:tcPr>
+          <w:p>
+            <w:r>
+              <w:t>Audited full git history (22 commits / 361 blobs) on 2026-06-29. No other committed secrets — Stripe &amp; Gemini keys live only in gitignored api/.secret.local (0 commits) + Secret Manager. The Shopify token was the only secret ever committed.</w:t>
             </w:r>
           </w:p>
         </w:tc>
@@ -426,7 +460,7 @@
                 <w:b w:val="0"/>
                 <w:sz w:val="20"/>
               </w:rPr>
-              <w:t>1.2</w:t>
+              <w:t>1.3</w:t>
             </w:r>
           </w:p>
         </w:tc>
@@ -441,7 +475,7 @@
                 <w:b w:val="0"/>
                 <w:sz w:val="20"/>
               </w:rPr>
-              <w:t>Audit git history for other secrets (Gemini, Stripe, Firebase admin)</w:t>
+              <w:t>Confirm .env, .env.local, service-account JSON keys are in .gitignore</w:t>
             </w:r>
           </w:p>
         </w:tc>
@@ -451,13 +485,7 @@
           </w:tcPr>
           <w:p>
             <w:r>
-              <w:rPr>
-                <w:rFonts w:ascii="Calibri" w:hAnsi="Calibri"/>
-                <w:b/>
-                <w:color w:val="5F6368"/>
-                <w:sz w:val="22"/>
-              </w:rPr>
-              <w:t>TODO</w:t>
+              <w:t>PARTIAL</w:t>
             </w:r>
           </w:p>
         </w:tc>
@@ -467,75 +495,7 @@
           </w:tcPr>
           <w:p>
             <w:r>
-              <w:rPr>
-                <w:rFonts w:ascii="Calibri" w:hAnsi="Calibri"/>
-                <w:b w:val="0"/>
-                <w:sz w:val="20"/>
-              </w:rPr>
-              <w:t>Run git log -p | grep -iE '(api_key|secret|password|token)' across both repos.</w:t>
-            </w:r>
-          </w:p>
-        </w:tc>
-      </w:tr>
-      <w:tr>
-        <w:tc>
-          <w:tcPr>
-            <w:tcW w:type="dxa" w:w="576"/>
-          </w:tcPr>
-          <w:p>
-            <w:r>
-              <w:rPr>
-                <w:rFonts w:ascii="Calibri" w:hAnsi="Calibri"/>
-                <w:b w:val="0"/>
-                <w:sz w:val="20"/>
-              </w:rPr>
-              <w:t>1.3</w:t>
-            </w:r>
-          </w:p>
-        </w:tc>
-        <w:tc>
-          <w:tcPr>
-            <w:tcW w:type="dxa" w:w="5184"/>
-          </w:tcPr>
-          <w:p>
-            <w:r>
-              <w:rPr>
-                <w:rFonts w:ascii="Calibri" w:hAnsi="Calibri"/>
-                <w:b w:val="0"/>
-                <w:sz w:val="20"/>
-              </w:rPr>
-              <w:t>Confirm .env, .env.local, service-account JSON keys are in .gitignore</w:t>
-            </w:r>
-          </w:p>
-        </w:tc>
-        <w:tc>
-          <w:tcPr>
-            <w:tcW w:type="dxa" w:w="1296"/>
-          </w:tcPr>
-          <w:p>
-            <w:r>
-              <w:rPr>
-                <w:rFonts w:ascii="Calibri" w:hAnsi="Calibri"/>
-                <w:b/>
-                <w:color w:val="5F6368"/>
-                <w:sz w:val="22"/>
-              </w:rPr>
-              <w:t>TODO</w:t>
-            </w:r>
-          </w:p>
-        </w:tc>
-        <w:tc>
-          <w:tcPr>
-            <w:tcW w:type="dxa" w:w="3600"/>
-          </w:tcPr>
-          <w:p>
-            <w:r>
-              <w:rPr>
-                <w:rFonts w:ascii="Calibri" w:hAnsi="Calibri"/>
-                <w:b w:val="0"/>
-                <w:sz w:val="20"/>
-              </w:rPr>
-              <w:t>Verify PRHOMZ-AI-DESIGNER and PRHOMZ-AI-LANDING.</w:t>
+              <w:t>DESIGNER repo confirmed: api/.secret.local is gitignored and 0 commits touch it. Still verify PRHOMZ-AI-LANDING repo.</w:t>
             </w:r>
           </w:p>
         </w:tc>
@@ -1357,23 +1317,7 @@
     </w:p>
     <w:p>
       <w:r>
-        <w:rPr>
-          <w:rFonts w:ascii="Calibri" w:hAnsi="Calibri"/>
-          <w:b/>
-          <w:color w:val="103366"/>
-          <w:sz w:val="28"/>
-        </w:rPr>
-        <w:t>3. Stripe Live Mode</w:t>
-        <w:t xml:space="preserve">  </w:t>
-      </w:r>
-      <w:r>
-        <w:rPr>
-          <w:rFonts w:ascii="Calibri" w:hAnsi="Calibri"/>
-          <w:b/>
-          <w:color w:val="C5221F"/>
-          <w:sz w:val="22"/>
-        </w:rPr>
-        <w:t>[BLOCKER]</w:t>
+        <w:t>3. Stripe Live Mode  [BLOCKER — DONE except live test]</w:t>
       </w:r>
     </w:p>
     <w:tbl>
@@ -1492,19 +1436,25 @@
           </w:tcPr>
           <w:p>
             <w:r>
-              <w:rPr>
-                <w:rFonts w:ascii="Calibri" w:hAnsi="Calibri"/>
-                <w:b/>
-                <w:color w:val="5F6368"/>
-                <w:sz w:val="22"/>
-              </w:rPr>
-              <w:t>TODO</w:t>
+              <w:t>DONE</w:t>
             </w:r>
           </w:p>
         </w:tc>
         <w:tc>
           <w:tcPr>
             <w:tcW w:type="dxa" w:w="3600"/>
+          </w:tcPr>
+          <w:p>
+            <w:r>
+              <w:t>Brand-new dedicated Stripe business account (PRHOMZ INC) via stakeholder; live mode active.</w:t>
+            </w:r>
+          </w:p>
+        </w:tc>
+      </w:tr>
+      <w:tr>
+        <w:tc>
+          <w:tcPr>
+            <w:tcW w:type="dxa" w:w="576"/>
           </w:tcPr>
           <w:p>
             <w:r>
@@ -1513,7 +1463,42 @@
                 <w:b w:val="0"/>
                 <w:sz w:val="20"/>
               </w:rPr>
-              <w:t>Required before activating live mode.</w:t>
+              <w:t>3.2</w:t>
+            </w:r>
+          </w:p>
+        </w:tc>
+        <w:tc>
+          <w:tcPr>
+            <w:tcW w:type="dxa" w:w="5184"/>
+          </w:tcPr>
+          <w:p>
+            <w:r>
+              <w:rPr>
+                <w:rFonts w:ascii="Calibri" w:hAnsi="Calibri"/>
+                <w:b w:val="0"/>
+                <w:sz w:val="20"/>
+              </w:rPr>
+              <w:t>Create live-mode products + prices for Basic/Advanced/Designer tiers, mirroring test mode</w:t>
+            </w:r>
+          </w:p>
+        </w:tc>
+        <w:tc>
+          <w:tcPr>
+            <w:tcW w:type="dxa" w:w="1296"/>
+          </w:tcPr>
+          <w:p>
+            <w:r>
+              <w:t>DONE</w:t>
+            </w:r>
+          </w:p>
+        </w:tc>
+        <w:tc>
+          <w:tcPr>
+            <w:tcW w:type="dxa" w:w="3600"/>
+          </w:tcPr>
+          <w:p>
+            <w:r>
+              <w:t>Live products+prices created 2026-06-29: Basic $9.99 / Advanced $19.99 / Designer $49.99 (recurring monthly).</w:t>
             </w:r>
           </w:p>
         </w:tc>
@@ -1530,7 +1515,7 @@
                 <w:b w:val="0"/>
                 <w:sz w:val="20"/>
               </w:rPr>
-              <w:t>3.2</w:t>
+              <w:t>3.3</w:t>
             </w:r>
           </w:p>
         </w:tc>
@@ -1545,7 +1530,7 @@
                 <w:b w:val="0"/>
                 <w:sz w:val="20"/>
               </w:rPr>
-              <w:t>Create live-mode products + prices for Basic/Advanced/Designer tiers, mirroring test mode</w:t>
+              <w:t>Update shared/pricing.ts with live price IDs (or env-var swap)</w:t>
             </w:r>
           </w:p>
         </w:tc>
@@ -1555,19 +1540,25 @@
           </w:tcPr>
           <w:p>
             <w:r>
-              <w:rPr>
-                <w:rFonts w:ascii="Calibri" w:hAnsi="Calibri"/>
-                <w:b/>
-                <w:color w:val="5F6368"/>
-                <w:sz w:val="22"/>
-              </w:rPr>
-              <w:t>TODO</w:t>
+              <w:t>DONE</w:t>
             </w:r>
           </w:p>
         </w:tc>
         <w:tc>
           <w:tcPr>
             <w:tcW w:type="dxa" w:w="3600"/>
+          </w:tcPr>
+          <w:p>
+            <w:r>
+              <w:t>shared/pricing.ts updated with live price IDs (commit a5458f0); production-only, no test fallback.</w:t>
+            </w:r>
+          </w:p>
+        </w:tc>
+      </w:tr>
+      <w:tr>
+        <w:tc>
+          <w:tcPr>
+            <w:tcW w:type="dxa" w:w="576"/>
           </w:tcPr>
           <w:p>
             <w:r>
@@ -1576,7 +1567,42 @@
                 <w:b w:val="0"/>
                 <w:sz w:val="20"/>
               </w:rPr>
-              <w:t>Note live price IDs.</w:t>
+              <w:t>3.4</w:t>
+            </w:r>
+          </w:p>
+        </w:tc>
+        <w:tc>
+          <w:tcPr>
+            <w:tcW w:type="dxa" w:w="5184"/>
+          </w:tcPr>
+          <w:p>
+            <w:r>
+              <w:rPr>
+                <w:rFonts w:ascii="Calibri" w:hAnsi="Calibri"/>
+                <w:b w:val="0"/>
+                <w:sz w:val="20"/>
+              </w:rPr>
+              <w:t>Generate live mode Stripe secret key, store in Secret Manager as new version of stripe-secret-key</w:t>
+            </w:r>
+          </w:p>
+        </w:tc>
+        <w:tc>
+          <w:tcPr>
+            <w:tcW w:type="dxa" w:w="1296"/>
+          </w:tcPr>
+          <w:p>
+            <w:r>
+              <w:t>DONE</w:t>
+            </w:r>
+          </w:p>
+        </w:tc>
+        <w:tc>
+          <w:tcPr>
+            <w:tcW w:type="dxa" w:w="3600"/>
+          </w:tcPr>
+          <w:p>
+            <w:r>
+              <w:t>sk_live stored as stripe-secret-key v2 in Secret Manager; api + stripe-webhook redeployed (image v8, key:latest).</w:t>
             </w:r>
           </w:p>
         </w:tc>
@@ -1593,7 +1619,7 @@
                 <w:b w:val="0"/>
                 <w:sz w:val="20"/>
               </w:rPr>
-              <w:t>3.3</w:t>
+              <w:t>3.5</w:t>
             </w:r>
           </w:p>
         </w:tc>
@@ -1608,7 +1634,7 @@
                 <w:b w:val="0"/>
                 <w:sz w:val="20"/>
               </w:rPr>
-              <w:t>Update shared/pricing.ts with live price IDs (or env-var swap)</w:t>
+              <w:t>Create live mode webhook endpoint pointing at stripe-webhook service. Store signing secret as new version of stripe-webhook-secret</w:t>
             </w:r>
           </w:p>
         </w:tc>
@@ -1618,19 +1644,25 @@
           </w:tcPr>
           <w:p>
             <w:r>
-              <w:rPr>
-                <w:rFonts w:ascii="Calibri" w:hAnsi="Calibri"/>
-                <w:b/>
-                <w:color w:val="5F6368"/>
-                <w:sz w:val="22"/>
-              </w:rPr>
-              <w:t>TODO</w:t>
+              <w:t>DONE</w:t>
             </w:r>
           </w:p>
         </w:tc>
         <w:tc>
           <w:tcPr>
             <w:tcW w:type="dxa" w:w="3600"/>
+          </w:tcPr>
+          <w:p>
+            <w:r>
+              <w:t>Live endpoint https://stripe-webhook-lm4jlrh5qq-uc.a.run.app/webhook subscribed to customer.subscription.created/updated/deleted + invoice.payment_failed; signing secret stored as stripe-webhook-secret v3. Signature verification confirmed (unsigned POST -&gt; 400).</w:t>
+            </w:r>
+          </w:p>
+        </w:tc>
+      </w:tr>
+      <w:tr>
+        <w:tc>
+          <w:tcPr>
+            <w:tcW w:type="dxa" w:w="576"/>
           </w:tcPr>
           <w:p>
             <w:r>
@@ -1639,7 +1671,42 @@
                 <w:b w:val="0"/>
                 <w:sz w:val="20"/>
               </w:rPr>
-              <w:t>Decide: hardcode live IDs or use STRIPE_PRICE_IDS_LIVE env var.</w:t>
+              <w:t>3.6</w:t>
+            </w:r>
+          </w:p>
+        </w:tc>
+        <w:tc>
+          <w:tcPr>
+            <w:tcW w:type="dxa" w:w="5184"/>
+          </w:tcPr>
+          <w:p>
+            <w:r>
+              <w:rPr>
+                <w:rFonts w:ascii="Calibri" w:hAnsi="Calibri"/>
+                <w:b w:val="0"/>
+                <w:sz w:val="20"/>
+              </w:rPr>
+              <w:t>Configure Customer Portal in Stripe (live mode)</w:t>
+            </w:r>
+          </w:p>
+        </w:tc>
+        <w:tc>
+          <w:tcPr>
+            <w:tcW w:type="dxa" w:w="1296"/>
+          </w:tcPr>
+          <w:p>
+            <w:r>
+              <w:t>PARTIAL</w:t>
+            </w:r>
+          </w:p>
+        </w:tc>
+        <w:tc>
+          <w:tcPr>
+            <w:tcW w:type="dxa" w:w="3600"/>
+          </w:tcPr>
+          <w:p>
+            <w:r>
+              <w:t>Activated during setup; confirm live-mode branding, allowed plan switches, and cancellation flow.</w:t>
             </w:r>
           </w:p>
         </w:tc>
@@ -1656,7 +1723,7 @@
                 <w:b w:val="0"/>
                 <w:sz w:val="20"/>
               </w:rPr>
-              <w:t>3.4</w:t>
+              <w:t>3.7</w:t>
             </w:r>
           </w:p>
         </w:tc>
@@ -1671,7 +1738,7 @@
                 <w:b w:val="0"/>
                 <w:sz w:val="20"/>
               </w:rPr>
-              <w:t>Generate live mode Stripe secret key, store in Secret Manager as new version of stripe-secret-key</w:t>
+              <w:t>End-to-end test in live mode with a real card (small amount, refund immediately)</w:t>
             </w:r>
           </w:p>
         </w:tc>
@@ -1681,12 +1748,6 @@
           </w:tcPr>
           <w:p>
             <w:r>
-              <w:rPr>
-                <w:rFonts w:ascii="Calibri" w:hAnsi="Calibri"/>
-                <w:b/>
-                <w:color w:val="5F6368"/>
-                <w:sz w:val="22"/>
-              </w:rPr>
               <w:t>TODO</w:t>
             </w:r>
           </w:p>
@@ -1697,201 +1758,7 @@
           </w:tcPr>
           <w:p>
             <w:r>
-              <w:rPr>
-                <w:rFonts w:ascii="Calibri" w:hAnsi="Calibri"/>
-                <w:b w:val="0"/>
-                <w:sz w:val="20"/>
-              </w:rPr>
-              <w:t>Keep test key alongside (versioned).</w:t>
-            </w:r>
-          </w:p>
-        </w:tc>
-      </w:tr>
-      <w:tr>
-        <w:tc>
-          <w:tcPr>
-            <w:tcW w:type="dxa" w:w="576"/>
-          </w:tcPr>
-          <w:p>
-            <w:r>
-              <w:rPr>
-                <w:rFonts w:ascii="Calibri" w:hAnsi="Calibri"/>
-                <w:b w:val="0"/>
-                <w:sz w:val="20"/>
-              </w:rPr>
-              <w:t>3.5</w:t>
-            </w:r>
-          </w:p>
-        </w:tc>
-        <w:tc>
-          <w:tcPr>
-            <w:tcW w:type="dxa" w:w="5184"/>
-          </w:tcPr>
-          <w:p>
-            <w:r>
-              <w:rPr>
-                <w:rFonts w:ascii="Calibri" w:hAnsi="Calibri"/>
-                <w:b w:val="0"/>
-                <w:sz w:val="20"/>
-              </w:rPr>
-              <w:t>Create live mode webhook endpoint pointing at stripe-webhook service. Store signing secret as new version of stripe-webhook-secret</w:t>
-            </w:r>
-          </w:p>
-        </w:tc>
-        <w:tc>
-          <w:tcPr>
-            <w:tcW w:type="dxa" w:w="1296"/>
-          </w:tcPr>
-          <w:p>
-            <w:r>
-              <w:rPr>
-                <w:rFonts w:ascii="Calibri" w:hAnsi="Calibri"/>
-                <w:b/>
-                <w:color w:val="5F6368"/>
-                <w:sz w:val="22"/>
-              </w:rPr>
-              <w:t>TODO</w:t>
-            </w:r>
-          </w:p>
-        </w:tc>
-        <w:tc>
-          <w:tcPr>
-            <w:tcW w:type="dxa" w:w="3600"/>
-          </w:tcPr>
-          <w:p>
-            <w:r>
-              <w:rPr>
-                <w:rFonts w:ascii="Calibri" w:hAnsi="Calibri"/>
-                <w:b w:val="0"/>
-                <w:sz w:val="20"/>
-              </w:rPr>
-              <w:t>Subscribe to: customer.subscription.created/updated/deleted, invoice.paid, checkout.session.completed.</w:t>
-            </w:r>
-          </w:p>
-        </w:tc>
-      </w:tr>
-      <w:tr>
-        <w:tc>
-          <w:tcPr>
-            <w:tcW w:type="dxa" w:w="576"/>
-          </w:tcPr>
-          <w:p>
-            <w:r>
-              <w:rPr>
-                <w:rFonts w:ascii="Calibri" w:hAnsi="Calibri"/>
-                <w:b w:val="0"/>
-                <w:sz w:val="20"/>
-              </w:rPr>
-              <w:t>3.6</w:t>
-            </w:r>
-          </w:p>
-        </w:tc>
-        <w:tc>
-          <w:tcPr>
-            <w:tcW w:type="dxa" w:w="5184"/>
-          </w:tcPr>
-          <w:p>
-            <w:r>
-              <w:rPr>
-                <w:rFonts w:ascii="Calibri" w:hAnsi="Calibri"/>
-                <w:b w:val="0"/>
-                <w:sz w:val="20"/>
-              </w:rPr>
-              <w:t>Configure Customer Portal in Stripe (live mode)</w:t>
-            </w:r>
-          </w:p>
-        </w:tc>
-        <w:tc>
-          <w:tcPr>
-            <w:tcW w:type="dxa" w:w="1296"/>
-          </w:tcPr>
-          <w:p>
-            <w:r>
-              <w:rPr>
-                <w:rFonts w:ascii="Calibri" w:hAnsi="Calibri"/>
-                <w:b/>
-                <w:color w:val="5F6368"/>
-                <w:sz w:val="22"/>
-              </w:rPr>
-              <w:t>TODO</w:t>
-            </w:r>
-          </w:p>
-        </w:tc>
-        <w:tc>
-          <w:tcPr>
-            <w:tcW w:type="dxa" w:w="3600"/>
-          </w:tcPr>
-          <w:p>
-            <w:r>
-              <w:rPr>
-                <w:rFonts w:ascii="Calibri" w:hAnsi="Calibri"/>
-                <w:b w:val="0"/>
-                <w:sz w:val="20"/>
-              </w:rPr>
-              <w:t>Branding, cancellation flow, allowed updates.</w:t>
-            </w:r>
-          </w:p>
-        </w:tc>
-      </w:tr>
-      <w:tr>
-        <w:tc>
-          <w:tcPr>
-            <w:tcW w:type="dxa" w:w="576"/>
-          </w:tcPr>
-          <w:p>
-            <w:r>
-              <w:rPr>
-                <w:rFonts w:ascii="Calibri" w:hAnsi="Calibri"/>
-                <w:b w:val="0"/>
-                <w:sz w:val="20"/>
-              </w:rPr>
-              <w:t>3.7</w:t>
-            </w:r>
-          </w:p>
-        </w:tc>
-        <w:tc>
-          <w:tcPr>
-            <w:tcW w:type="dxa" w:w="5184"/>
-          </w:tcPr>
-          <w:p>
-            <w:r>
-              <w:rPr>
-                <w:rFonts w:ascii="Calibri" w:hAnsi="Calibri"/>
-                <w:b w:val="0"/>
-                <w:sz w:val="20"/>
-              </w:rPr>
-              <w:t>End-to-end test in live mode with a real card (small amount, refund immediately)</w:t>
-            </w:r>
-          </w:p>
-        </w:tc>
-        <w:tc>
-          <w:tcPr>
-            <w:tcW w:type="dxa" w:w="1296"/>
-          </w:tcPr>
-          <w:p>
-            <w:r>
-              <w:rPr>
-                <w:rFonts w:ascii="Calibri" w:hAnsi="Calibri"/>
-                <w:b/>
-                <w:color w:val="5F6368"/>
-                <w:sz w:val="22"/>
-              </w:rPr>
-              <w:t>TODO</w:t>
-            </w:r>
-          </w:p>
-        </w:tc>
-        <w:tc>
-          <w:tcPr>
-            <w:tcW w:type="dxa" w:w="3600"/>
-          </w:tcPr>
-          <w:p>
-            <w:r>
-              <w:rPr>
-                <w:rFonts w:ascii="Calibri" w:hAnsi="Calibri"/>
-                <w:b w:val="0"/>
-                <w:sz w:val="20"/>
-              </w:rPr>
-              <w:t>Critical regression test before announcing.</w:t>
+              <w:t>Delegated to stakeholder: real $9.99 on Basic -&gt; tier update -&gt; portal cancel -&gt; refund. Use a FRESH verified-email signup; test-phase users carry stale test customer IDs (cus_...) that error against the live account.</w:t>
             </w:r>
           </w:p>
         </w:tc>

--- a/PRODUCTION_LAUNCH_CHECKLIST.docx
+++ b/PRODUCTION_LAUNCH_CHECKLIST.docx
@@ -900,6 +900,58 @@
           </w:tcPr>
           <w:p>
             <w:r>
+              <w:t>DONE</w:t>
+            </w:r>
+          </w:p>
+        </w:tc>
+        <w:tc>
+          <w:tcPr>
+            <w:tcW w:type="dxa" w:w="3600"/>
+          </w:tcPr>
+          <w:p>
+            <w:r>
+              <w:t>Stakeholder registered prhomzai.com on GoDaddy; Niraj has Delegate Access.</w:t>
+            </w:r>
+          </w:p>
+        </w:tc>
+      </w:tr>
+      <w:tr>
+        <w:tc>
+          <w:tcPr>
+            <w:tcW w:type="dxa" w:w="576"/>
+          </w:tcPr>
+          <w:p>
+            <w:r>
+              <w:rPr>
+                <w:rFonts w:ascii="Calibri" w:hAnsi="Calibri"/>
+                <w:b w:val="0"/>
+                <w:sz w:val="20"/>
+              </w:rPr>
+              <w:t>2.2</w:t>
+            </w:r>
+          </w:p>
+        </w:tc>
+        <w:tc>
+          <w:tcPr>
+            <w:tcW w:type="dxa" w:w="5184"/>
+          </w:tcPr>
+          <w:p>
+            <w:r>
+              <w:rPr>
+                <w:rFonts w:ascii="Calibri" w:hAnsi="Calibri"/>
+                <w:b w:val="0"/>
+                <w:sz w:val="20"/>
+              </w:rPr>
+              <w:t>Cloud Run domain mapping: prhomzai.com + www.prhomzai.com -&gt; landing service</w:t>
+            </w:r>
+          </w:p>
+        </w:tc>
+        <w:tc>
+          <w:tcPr>
+            <w:tcW w:type="dxa" w:w="1296"/>
+          </w:tcPr>
+          <w:p>
+            <w:r>
               <w:rPr>
                 <w:rFonts w:ascii="Calibri" w:hAnsi="Calibri"/>
                 <w:b/>
@@ -921,7 +973,7 @@
                 <w:b w:val="0"/>
                 <w:sz w:val="20"/>
               </w:rPr>
-              <w:t>Recommended registrar: Google Domains / Squarespace / Cloudflare.</w:t>
+              <w:t>gcloud beta run domain-mappings create</w:t>
             </w:r>
           </w:p>
         </w:tc>
@@ -938,7 +990,7 @@
                 <w:b w:val="0"/>
                 <w:sz w:val="20"/>
               </w:rPr>
-              <w:t>2.2</w:t>
+              <w:t>2.3</w:t>
             </w:r>
           </w:p>
         </w:tc>
@@ -953,7 +1005,59 @@
                 <w:b w:val="0"/>
                 <w:sz w:val="20"/>
               </w:rPr>
-              <w:t>Cloud Run domain mapping: prhomzai.com + www.prhomzai.com -&gt; landing service</w:t>
+              <w:t>Firebase Hosting custom domain: designer.prhomzai.com -&gt; app site</w:t>
+            </w:r>
+          </w:p>
+        </w:tc>
+        <w:tc>
+          <w:tcPr>
+            <w:tcW w:type="dxa" w:w="1296"/>
+          </w:tcPr>
+          <w:p>
+            <w:r>
+              <w:t>DONE</w:t>
+            </w:r>
+          </w:p>
+        </w:tc>
+        <w:tc>
+          <w:tcPr>
+            <w:tcW w:type="dxa" w:w="3600"/>
+          </w:tcPr>
+          <w:p>
+            <w:r>
+              <w:t>designer.prhomzai.com connected to Firebase Hosting (CNAME -&gt; prhomzmvp-nonprod.web.app), verified + cert minted 2026-07-15. App live at https://designer.prhomzai.com.</w:t>
+            </w:r>
+          </w:p>
+        </w:tc>
+      </w:tr>
+      <w:tr>
+        <w:tc>
+          <w:tcPr>
+            <w:tcW w:type="dxa" w:w="576"/>
+          </w:tcPr>
+          <w:p>
+            <w:r>
+              <w:rPr>
+                <w:rFonts w:ascii="Calibri" w:hAnsi="Calibri"/>
+                <w:b w:val="0"/>
+                <w:sz w:val="20"/>
+              </w:rPr>
+              <w:t>2.4</w:t>
+            </w:r>
+          </w:p>
+        </w:tc>
+        <w:tc>
+          <w:tcPr>
+            <w:tcW w:type="dxa" w:w="5184"/>
+          </w:tcPr>
+          <w:p>
+            <w:r>
+              <w:rPr>
+                <w:rFonts w:ascii="Calibri" w:hAnsi="Calibri"/>
+                <w:b w:val="0"/>
+                <w:sz w:val="20"/>
+              </w:rPr>
+              <w:t>Update PRHOMZ-AI-LANDING/src/components/PricingSubscription.tsx:116 Designer link to https://designer.prhomzai.com/</w:t>
             </w:r>
           </w:p>
         </w:tc>
@@ -984,7 +1088,7 @@
                 <w:b w:val="0"/>
                 <w:sz w:val="20"/>
               </w:rPr>
-              <w:t>gcloud beta run domain-mappings create</w:t>
+              <w:t>One-line change. Redeploy as v3.</w:t>
             </w:r>
           </w:p>
         </w:tc>
@@ -1001,7 +1105,7 @@
                 <w:b w:val="0"/>
                 <w:sz w:val="20"/>
               </w:rPr>
-              <w:t>2.3</w:t>
+              <w:t>2.5</w:t>
             </w:r>
           </w:p>
         </w:tc>
@@ -1016,7 +1120,59 @@
                 <w:b w:val="0"/>
                 <w:sz w:val="20"/>
               </w:rPr>
-              <w:t>Firebase Hosting custom domain: designer.prhomzai.com -&gt; app site</w:t>
+              <w:t>Verify HTTPS certificate auto-provisioning for both domains</w:t>
+            </w:r>
+          </w:p>
+        </w:tc>
+        <w:tc>
+          <w:tcPr>
+            <w:tcW w:type="dxa" w:w="1296"/>
+          </w:tcPr>
+          <w:p>
+            <w:r>
+              <w:t>DONE</w:t>
+            </w:r>
+          </w:p>
+        </w:tc>
+        <w:tc>
+          <w:tcPr>
+            <w:tcW w:type="dxa" w:w="3600"/>
+          </w:tcPr>
+          <w:p>
+            <w:r>
+              <w:t>HTTPS cert auto-provisioned for designer.prhomzai.com (verified serving).</w:t>
+            </w:r>
+          </w:p>
+        </w:tc>
+      </w:tr>
+      <w:tr>
+        <w:tc>
+          <w:tcPr>
+            <w:tcW w:type="dxa" w:w="576"/>
+          </w:tcPr>
+          <w:p>
+            <w:r>
+              <w:rPr>
+                <w:rFonts w:ascii="Calibri" w:hAnsi="Calibri"/>
+                <w:b w:val="0"/>
+                <w:sz w:val="20"/>
+              </w:rPr>
+              <w:t>2.6</w:t>
+            </w:r>
+          </w:p>
+        </w:tc>
+        <w:tc>
+          <w:tcPr>
+            <w:tcW w:type="dxa" w:w="5184"/>
+          </w:tcPr>
+          <w:p>
+            <w:r>
+              <w:rPr>
+                <w:rFonts w:ascii="Calibri" w:hAnsi="Calibri"/>
+                <w:b w:val="0"/>
+                <w:sz w:val="20"/>
+              </w:rPr>
+              <w:t>Test prhomzai.com -&gt; www.prhomzai.com redirect (or vice versa)</w:t>
             </w:r>
           </w:p>
         </w:tc>
@@ -1047,7 +1203,7 @@
                 <w:b w:val="0"/>
                 <w:sz w:val="20"/>
               </w:rPr>
-              <w:t>Firebase console -&gt; Hosting -&gt; Add custom domain.</w:t>
+              <w:t>Decide canonical host.</w:t>
             </w:r>
           </w:p>
         </w:tc>
@@ -1064,7 +1220,7 @@
                 <w:b w:val="0"/>
                 <w:sz w:val="20"/>
               </w:rPr>
-              <w:t>2.4</w:t>
+              <w:t>2.7</w:t>
             </w:r>
           </w:p>
         </w:tc>
@@ -1079,7 +1235,7 @@
                 <w:b w:val="0"/>
                 <w:sz w:val="20"/>
               </w:rPr>
-              <w:t>Update PRHOMZ-AI-LANDING/src/components/PricingSubscription.tsx:116 Designer link to https://designer.prhomzai.com/</w:t>
+              <w:t>Add domain to Firebase Auth authorized domains</w:t>
             </w:r>
           </w:p>
         </w:tc>
@@ -1089,13 +1245,7 @@
           </w:tcPr>
           <w:p>
             <w:r>
-              <w:rPr>
-                <w:rFonts w:ascii="Calibri" w:hAnsi="Calibri"/>
-                <w:b/>
-                <w:color w:val="5F6368"/>
-                <w:sz w:val="22"/>
-              </w:rPr>
-              <w:t>TODO</w:t>
+              <w:t>DONE</w:t>
             </w:r>
           </w:p>
         </w:tc>
@@ -1105,201 +1255,7 @@
           </w:tcPr>
           <w:p>
             <w:r>
-              <w:rPr>
-                <w:rFonts w:ascii="Calibri" w:hAnsi="Calibri"/>
-                <w:b w:val="0"/>
-                <w:sz w:val="20"/>
-              </w:rPr>
-              <w:t>One-line change. Redeploy as v3.</w:t>
-            </w:r>
-          </w:p>
-        </w:tc>
-      </w:tr>
-      <w:tr>
-        <w:tc>
-          <w:tcPr>
-            <w:tcW w:type="dxa" w:w="576"/>
-          </w:tcPr>
-          <w:p>
-            <w:r>
-              <w:rPr>
-                <w:rFonts w:ascii="Calibri" w:hAnsi="Calibri"/>
-                <w:b w:val="0"/>
-                <w:sz w:val="20"/>
-              </w:rPr>
-              <w:t>2.5</w:t>
-            </w:r>
-          </w:p>
-        </w:tc>
-        <w:tc>
-          <w:tcPr>
-            <w:tcW w:type="dxa" w:w="5184"/>
-          </w:tcPr>
-          <w:p>
-            <w:r>
-              <w:rPr>
-                <w:rFonts w:ascii="Calibri" w:hAnsi="Calibri"/>
-                <w:b w:val="0"/>
-                <w:sz w:val="20"/>
-              </w:rPr>
-              <w:t>Verify HTTPS certificate auto-provisioning for both domains</w:t>
-            </w:r>
-          </w:p>
-        </w:tc>
-        <w:tc>
-          <w:tcPr>
-            <w:tcW w:type="dxa" w:w="1296"/>
-          </w:tcPr>
-          <w:p>
-            <w:r>
-              <w:rPr>
-                <w:rFonts w:ascii="Calibri" w:hAnsi="Calibri"/>
-                <w:b/>
-                <w:color w:val="5F6368"/>
-                <w:sz w:val="22"/>
-              </w:rPr>
-              <w:t>TODO</w:t>
-            </w:r>
-          </w:p>
-        </w:tc>
-        <w:tc>
-          <w:tcPr>
-            <w:tcW w:type="dxa" w:w="3600"/>
-          </w:tcPr>
-          <w:p>
-            <w:r>
-              <w:rPr>
-                <w:rFonts w:ascii="Calibri" w:hAnsi="Calibri"/>
-                <w:b w:val="0"/>
-                <w:sz w:val="20"/>
-              </w:rPr>
-              <w:t>Wait 15-60 min after DNS propagates.</w:t>
-            </w:r>
-          </w:p>
-        </w:tc>
-      </w:tr>
-      <w:tr>
-        <w:tc>
-          <w:tcPr>
-            <w:tcW w:type="dxa" w:w="576"/>
-          </w:tcPr>
-          <w:p>
-            <w:r>
-              <w:rPr>
-                <w:rFonts w:ascii="Calibri" w:hAnsi="Calibri"/>
-                <w:b w:val="0"/>
-                <w:sz w:val="20"/>
-              </w:rPr>
-              <w:t>2.6</w:t>
-            </w:r>
-          </w:p>
-        </w:tc>
-        <w:tc>
-          <w:tcPr>
-            <w:tcW w:type="dxa" w:w="5184"/>
-          </w:tcPr>
-          <w:p>
-            <w:r>
-              <w:rPr>
-                <w:rFonts w:ascii="Calibri" w:hAnsi="Calibri"/>
-                <w:b w:val="0"/>
-                <w:sz w:val="20"/>
-              </w:rPr>
-              <w:t>Test prhomzai.com -&gt; www.prhomzai.com redirect (or vice versa)</w:t>
-            </w:r>
-          </w:p>
-        </w:tc>
-        <w:tc>
-          <w:tcPr>
-            <w:tcW w:type="dxa" w:w="1296"/>
-          </w:tcPr>
-          <w:p>
-            <w:r>
-              <w:rPr>
-                <w:rFonts w:ascii="Calibri" w:hAnsi="Calibri"/>
-                <w:b/>
-                <w:color w:val="5F6368"/>
-                <w:sz w:val="22"/>
-              </w:rPr>
-              <w:t>TODO</w:t>
-            </w:r>
-          </w:p>
-        </w:tc>
-        <w:tc>
-          <w:tcPr>
-            <w:tcW w:type="dxa" w:w="3600"/>
-          </w:tcPr>
-          <w:p>
-            <w:r>
-              <w:rPr>
-                <w:rFonts w:ascii="Calibri" w:hAnsi="Calibri"/>
-                <w:b w:val="0"/>
-                <w:sz w:val="20"/>
-              </w:rPr>
-              <w:t>Decide canonical host.</w:t>
-            </w:r>
-          </w:p>
-        </w:tc>
-      </w:tr>
-      <w:tr>
-        <w:tc>
-          <w:tcPr>
-            <w:tcW w:type="dxa" w:w="576"/>
-          </w:tcPr>
-          <w:p>
-            <w:r>
-              <w:rPr>
-                <w:rFonts w:ascii="Calibri" w:hAnsi="Calibri"/>
-                <w:b w:val="0"/>
-                <w:sz w:val="20"/>
-              </w:rPr>
-              <w:t>2.7</w:t>
-            </w:r>
-          </w:p>
-        </w:tc>
-        <w:tc>
-          <w:tcPr>
-            <w:tcW w:type="dxa" w:w="5184"/>
-          </w:tcPr>
-          <w:p>
-            <w:r>
-              <w:rPr>
-                <w:rFonts w:ascii="Calibri" w:hAnsi="Calibri"/>
-                <w:b w:val="0"/>
-                <w:sz w:val="20"/>
-              </w:rPr>
-              <w:t>Add domain to Firebase Auth authorized domains</w:t>
-            </w:r>
-          </w:p>
-        </w:tc>
-        <w:tc>
-          <w:tcPr>
-            <w:tcW w:type="dxa" w:w="1296"/>
-          </w:tcPr>
-          <w:p>
-            <w:r>
-              <w:rPr>
-                <w:rFonts w:ascii="Calibri" w:hAnsi="Calibri"/>
-                <w:b/>
-                <w:color w:val="5F6368"/>
-                <w:sz w:val="22"/>
-              </w:rPr>
-              <w:t>TODO</w:t>
-            </w:r>
-          </w:p>
-        </w:tc>
-        <w:tc>
-          <w:tcPr>
-            <w:tcW w:type="dxa" w:w="3600"/>
-          </w:tcPr>
-          <w:p>
-            <w:r>
-              <w:rPr>
-                <w:rFonts w:ascii="Calibri" w:hAnsi="Calibri"/>
-                <w:b w:val="0"/>
-                <w:sz w:val="20"/>
-              </w:rPr>
-              <w:t>designer.prhomzai.com for email-link auth + verification emails.</w:t>
+              <w:t>designer.prhomzai.com added to Firebase Auth Authorized domains; VITE_FIREBASE_AUTH_DOMAIN switched to it so verification links are branded.</w:t>
             </w:r>
           </w:p>
         </w:tc>

--- a/PRODUCTION_LAUNCH_CHECKLIST.docx
+++ b/PRODUCTION_LAUNCH_CHECKLIST.docx
@@ -1273,7 +1273,7 @@
     </w:p>
     <w:p>
       <w:r>
-        <w:t>3. Stripe Live Mode  [BLOCKER — DONE except live test]</w:t>
+        <w:t>3. Stripe Live Mode  [DONE]</w:t>
       </w:r>
     </w:p>
     <w:tbl>
@@ -1704,7 +1704,7 @@
           </w:tcPr>
           <w:p>
             <w:r>
-              <w:t>TODO</w:t>
+              <w:t>DONE</w:t>
             </w:r>
           </w:p>
         </w:tc>
@@ -1714,7 +1714,7 @@
           </w:tcPr>
           <w:p>
             <w:r>
-              <w:t>Delegated to stakeholder: real $9.99 on Basic -&gt; tier update -&gt; portal cancel -&gt; refund. Use a FRESH verified-email signup; test-phase users carry stale test customer IDs (cus_...) that error against the live account.</w:t>
+              <w:t>Stakeholder completed the live real-money test successfully (real card on Basic $9.99 -&gt; tier updated; refunded). Confirmed 2026-07-16.</w:t>
             </w:r>
           </w:p>
         </w:tc>
@@ -3498,6 +3498,48 @@
           </w:p>
         </w:tc>
       </w:tr>
+      <w:tr>
+        <w:tc>
+          <w:tcPr>
+            <w:tcW w:type="dxa" w:w="2520"/>
+          </w:tcPr>
+          <w:p>
+            <w:r>
+              <w:t>6.10</w:t>
+            </w:r>
+          </w:p>
+        </w:tc>
+        <w:tc>
+          <w:tcPr>
+            <w:tcW w:type="dxa" w:w="2520"/>
+          </w:tcPr>
+          <w:p>
+            <w:r>
+              <w:t>Monthly rebuild of the api image to refresh the bundled MaxMind GeoLite2-Country DB (Shop the Look US geofencing)</w:t>
+            </w:r>
+          </w:p>
+        </w:tc>
+        <w:tc>
+          <w:tcPr>
+            <w:tcW w:type="dxa" w:w="2520"/>
+          </w:tcPr>
+          <w:p>
+            <w:r>
+              <w:t>TODO</w:t>
+            </w:r>
+          </w:p>
+        </w:tc>
+        <w:tc>
+          <w:tcPr>
+            <w:tcW w:type="dxa" w:w="2520"/>
+          </w:tcPr>
+          <w:p>
+            <w:r>
+              <w:t>DB is baked in at build time (cloudbuild.yaml downloads from maxmind-license-key secret). Country data drifts slowly, so monthly is ample. Automate via Cloud Scheduler-triggered rebuild or a monthly manual 'gcloud builds submit'.</w:t>
+            </w:r>
+          </w:p>
+        </w:tc>
+      </w:tr>
     </w:tbl>
     <w:p>
       <w:r>
@@ -6470,7 +6512,7 @@
                 <w:color w:val="5F6368"/>
                 <w:sz w:val="22"/>
               </w:rPr>
-              <w:t>TODO</w:t>
+              <w:t>DONE</w:t>
             </w:r>
           </w:p>
         </w:tc>
@@ -6485,6 +6527,7 @@
                 <w:b w:val="0"/>
                 <w:sz w:val="20"/>
               </w:rPr>
+              <w:t>Validated by stakeholder's live real-money test (see 3.7): upgrade to Basic -&gt; tier updated correctly.</w:t>
             </w:r>
           </w:p>
         </w:tc>

--- a/PRODUCTION_LAUNCH_CHECKLIST.docx
+++ b/PRODUCTION_LAUNCH_CHECKLIST.docx
@@ -2974,7 +2974,7 @@
                 <w:color w:val="5F6368"/>
                 <w:sz w:val="22"/>
               </w:rPr>
-              <w:t>TODO</w:t>
+              <w:t>DONE</w:t>
             </w:r>
           </w:p>
         </w:tc>
@@ -2989,7 +2989,7 @@
                 <w:b w:val="0"/>
                 <w:sz w:val="20"/>
               </w:rPr>
-              <w:t>Cost: ~$10-15/mo per service. Worth it.</w:t>
+              <w:t>min-instances=1 set on api + stripe-webhook via Terraform (cloud_run.tf); verified minScale=1 both. Cost ~$10-15/mo per service. Rollback: set min_instance_count=0.</w:t>
             </w:r>
           </w:p>
         </w:tc>
@@ -3709,7 +3709,7 @@
                 <w:b w:val="0"/>
                 <w:sz w:val="20"/>
               </w:rPr>
-              <w:t>Shipped for landing on 2026-06-27. Need same for api + stripe-webhook.</w:t>
+              <w:t>Tier 1 alerts now cover api + stripe-webhook: uptime checks, 5xx, p95 latency, plus new webhook-signature and Gemini-failure alerts. All Terraform-managed.</w:t>
             </w:r>
           </w:p>
         </w:tc>
@@ -3757,7 +3757,7 @@
                 <w:color w:val="5F6368"/>
                 <w:sz w:val="22"/>
               </w:rPr>
-              <w:t>TODO</w:t>
+              <w:t>DONE</w:t>
             </w:r>
           </w:p>
         </w:tc>
@@ -3772,7 +3772,7 @@
                 <w:b w:val="0"/>
                 <w:sz w:val="20"/>
               </w:rPr>
-              <w:t>If no healthz endpoint exists, add one.</w:t>
+              <w:t>api /health uptime check + 'uptime check failing' alert (monitoring_uptime.tf). Endpoint is /health (not /healthz).</w:t>
             </w:r>
           </w:p>
         </w:tc>
@@ -3820,7 +3820,7 @@
                 <w:color w:val="5F6368"/>
                 <w:sz w:val="22"/>
               </w:rPr>
-              <w:t>TODO</w:t>
+              <w:t>DONE</w:t>
             </w:r>
           </w:p>
         </w:tc>
@@ -3835,7 +3835,7 @@
                 <w:b w:val="0"/>
                 <w:sz w:val="20"/>
               </w:rPr>
-              <w:t>Webhook failure = silent revenue leak.</w:t>
+              <w:t>stripe-webhook /health uptime check + alert added (monitoring_uptime.tf). Verified /health -&gt; 200.</w:t>
             </w:r>
           </w:p>
         </w:tc>
@@ -4135,7 +4135,7 @@
                 <w:color w:val="5F6368"/>
                 <w:sz w:val="22"/>
               </w:rPr>
-              <w:t>TODO</w:t>
+              <w:t>DONE</w:t>
             </w:r>
           </w:p>
         </w:tc>
@@ -4150,7 +4150,7 @@
                 <w:b w:val="0"/>
                 <w:sz w:val="20"/>
               </w:rPr>
-              <w:t>Indicates compromise attempt.</w:t>
+              <w:t>Log metric webhook_signature_failure_count (event=stripe_webhook_failed + 'signature verification failed', which return 401 so the 5xx alert misses them) + alert &gt;0 in 10min.</w:t>
             </w:r>
           </w:p>
         </w:tc>
@@ -4198,7 +4198,7 @@
                 <w:color w:val="5F6368"/>
                 <w:sz w:val="22"/>
               </w:rPr>
-              <w:t>TODO</w:t>
+              <w:t>DONE</w:t>
             </w:r>
           </w:p>
         </w:tc>
@@ -4213,7 +4213,7 @@
                 <w:b w:val="0"/>
                 <w:sz w:val="20"/>
               </w:rPr>
-              <w:t>Preempt 'all renders failing' outage.</w:t>
+              <w:t>Log metric gemini_call_failed_count (event=gemini_call_failed) + alert &gt;3 in 5min. Broader than only-429: catches any Gemini failure burst ('all renders failing').</w:t>
             </w:r>
           </w:p>
         </w:tc>

--- a/PRODUCTION_LAUNCH_CHECKLIST.docx
+++ b/PRODUCTION_LAUNCH_CHECKLIST.docx
@@ -2839,8 +2839,7 @@
           <w:color w:val="103366"/>
           <w:sz w:val="28"/>
         </w:rPr>
-        <w:t>6. Operational Reliability</w:t>
-        <w:t xml:space="preserve">  </w:t>
+        <w:t xml:space="preserve">6. Operational Reliability  </w:t>
       </w:r>
       <w:r>
         <w:rPr>
@@ -2849,7 +2848,7 @@
           <w:color w:val="B76E00"/>
           <w:sz w:val="22"/>
         </w:rPr>
-        <w:t>[PARTIAL]</w:t>
+        <w:t>[DONE]</w:t>
       </w:r>
     </w:p>
     <w:tbl>
@@ -3100,7 +3099,7 @@
                 <w:color w:val="B76E00"/>
                 <w:sz w:val="22"/>
               </w:rPr>
-              <w:t>PARTIAL</w:t>
+              <w:t>DONE</w:t>
             </w:r>
           </w:p>
         </w:tc>
@@ -3115,7 +3114,7 @@
                 <w:b w:val="0"/>
                 <w:sz w:val="20"/>
               </w:rPr>
-              <w:t>landing=10 already; api needs check.</w:t>
+              <w:t>max-instances ceilings set: api=10, stripe-webhook=5, landing=10 (cloud_run.tf).</w:t>
             </w:r>
           </w:p>
         </w:tc>
@@ -3163,7 +3162,7 @@
                 <w:color w:val="5F6368"/>
                 <w:sz w:val="22"/>
               </w:rPr>
-              <w:t>TODO</w:t>
+              <w:t>DONE</w:t>
             </w:r>
           </w:p>
         </w:tc>
@@ -3178,7 +3177,7 @@
                 <w:b w:val="0"/>
                 <w:sz w:val="20"/>
               </w:rPr>
-              <w:t>One-line flag.</w:t>
+              <w:t>startup_cpu_boost=true on api + stripe-webhook (cloud_run.tf); verified via annotation.</w:t>
             </w:r>
           </w:p>
         </w:tc>
@@ -3226,7 +3225,7 @@
                 <w:color w:val="5F6368"/>
                 <w:sz w:val="22"/>
               </w:rPr>
-              <w:t>TODO</w:t>
+              <w:t>DONE</w:t>
             </w:r>
           </w:p>
         </w:tc>
@@ -3241,7 +3240,7 @@
                 <w:b w:val="0"/>
                 <w:sz w:val="20"/>
               </w:rPr>
-              <w:t>firebase deploy --only firestore:indexes</w:t>
+              <w:t>Deployed firestore.indexes.json (gallery.expiresAt field overrides) via firebase deploy --only firestore:indexes.</w:t>
             </w:r>
           </w:p>
         </w:tc>
@@ -3289,7 +3288,7 @@
                 <w:color w:val="5F6368"/>
                 <w:sz w:val="22"/>
               </w:rPr>
-              <w:t>TODO</w:t>
+              <w:t>DONE</w:t>
             </w:r>
           </w:p>
         </w:tc>
@@ -3304,7 +3303,7 @@
                 <w:b w:val="0"/>
                 <w:sz w:val="20"/>
               </w:rPr>
-              <w:t>7-day retention. Cost ~$0.30/GB-month.</w:t>
+              <w:t>point_in_time_recovery_enablement=POINT_IN_TIME_RECOVERY_ENABLED on (default) DB (firestore.tf).</w:t>
             </w:r>
           </w:p>
         </w:tc>
@@ -3352,7 +3351,7 @@
                 <w:color w:val="5F6368"/>
                 <w:sz w:val="22"/>
               </w:rPr>
-              <w:t>TODO</w:t>
+              <w:t>DONE</w:t>
             </w:r>
           </w:p>
         </w:tc>
@@ -3367,7 +3366,7 @@
                 <w:b w:val="0"/>
                 <w:sz w:val="20"/>
               </w:rPr>
-              <w:t>Cloud Scheduler + gcloud firestore export.</w:t>
+              <w:t>google_firestore_backup_schedule daily, 7-day retention (firestore.tf). Complements PITR.</w:t>
             </w:r>
           </w:p>
         </w:tc>
@@ -3415,7 +3414,7 @@
                 <w:color w:val="5F6368"/>
                 <w:sz w:val="22"/>
               </w:rPr>
-              <w:t>TODO</w:t>
+              <w:t>DONE</w:t>
             </w:r>
           </w:p>
         </w:tc>
@@ -3430,7 +3429,7 @@
                 <w:b w:val="0"/>
                 <w:sz w:val="20"/>
               </w:rPr>
-              <w:t>Cost optimization.</w:t>
+              <w:t>gallery bucket lifecycle_rule deletes objects past image_retention_days (storage.tf).</w:t>
             </w:r>
           </w:p>
         </w:tc>
@@ -3478,7 +3477,7 @@
                 <w:color w:val="B76E00"/>
                 <w:sz w:val="22"/>
               </w:rPr>
-              <w:t>PARTIAL</w:t>
+              <w:t>DONE</w:t>
             </w:r>
           </w:p>
         </w:tc>
@@ -3493,7 +3492,7 @@
                 <w:b w:val="0"/>
                 <w:sz w:val="20"/>
               </w:rPr>
-              <w:t>Pending; uses pattern from expireOldImages.ts.</w:t>
+              <w:t>Hard-delete handler (hardDeleteAccounts.ts) + /internal/hardDeleteExpiredAccounts (requireOidc) + daily Cloud Scheduler job 'hard-delete-accounts' (03:30 UTC). Deletes gallery docs+storage, Stripe customer, user doc, Auth record for accounts past hardDeleteAt. Guards on deletedAt. Live in image v11.</w:t>
             </w:r>
           </w:p>
         </w:tc>
@@ -3883,7 +3882,7 @@
                 <w:color w:val="5F6368"/>
                 <w:sz w:val="22"/>
               </w:rPr>
-              <w:t>TODO</w:t>
+              <w:t>DONE</w:t>
             </w:r>
           </w:p>
         </w:tc>
@@ -3898,7 +3897,7 @@
                 <w:b w:val="0"/>
                 <w:sz w:val="20"/>
               </w:rPr>
-              <w:t>Tier 2.</w:t>
+              <w:t>Log-based business metrics: image_generation_count + gemini_call_failed_count (succeeded/failed), checkout_started_count, subscription_created_count, subscription_cancelled_count. Sufficient for dashboards/SLOs.</w:t>
             </w:r>
           </w:p>
         </w:tc>
@@ -3961,7 +3960,7 @@
                 <w:b w:val="0"/>
                 <w:sz w:val="20"/>
               </w:rPr>
-              <w:t>Tier 2.</w:t>
+              <w:t>NEEDS DECISION: Cloud Trace requires OTel auto-instrumentation in the Node app (code) + has per-span cost. Enable Cloud Trace API + add @google-cloud/opentelemetry when ready. Tier 2.</w:t>
             </w:r>
           </w:p>
         </w:tc>
@@ -4024,7 +4023,7 @@
                 <w:b w:val="0"/>
                 <w:sz w:val="20"/>
               </w:rPr>
-              <w:t>Tier 3.</w:t>
+              <w:t>NEEDS EXTERNAL ACCOUNT: create a Sentry (or similar) project and provide the DSN, then wire the browser SDK. No native Firebase Crashlytics for web. Tier 3.</w:t>
             </w:r>
           </w:p>
         </w:tc>
@@ -4087,7 +4086,7 @@
                 <w:b w:val="0"/>
                 <w:sz w:val="20"/>
               </w:rPr>
-              <w:t>Stakeholder will ask.</w:t>
+              <w:t>NEEDS STAKEHOLDER: pick GA4 vs Plausible + provide measurement/site ID, then add the tag to landing + app. Conversion tracking landing-&gt;Designer.</w:t>
             </w:r>
           </w:p>
         </w:tc>

--- a/PRODUCTION_LAUNCH_CHECKLIST.docx
+++ b/PRODUCTION_LAUNCH_CHECKLIST.docx
@@ -3945,7 +3945,7 @@
                 <w:color w:val="5F6368"/>
                 <w:sz w:val="22"/>
               </w:rPr>
-              <w:t>TODO</w:t>
+              <w:t>DONE</w:t>
             </w:r>
           </w:p>
         </w:tc>
@@ -3960,7 +3960,7 @@
                 <w:b w:val="0"/>
                 <w:sz w:val="20"/>
               </w:rPr>
-              <w:t>NEEDS DECISION: Cloud Trace requires OTel auto-instrumentation in the Node app (code) + has per-span cost. Enable Cloud Trace API + add @google-cloud/opentelemetry when ready. Tier 2.</w:t>
+              <w:t>OTel auto-instrumentation (api/src/tracing.ts, loaded first in index.ts) exporting to Cloud Trace via @google-cloud/opentelemetry-cloud-trace-exporter. Active on Cloud Run only (K_SERVICE gate); fs spans disabled. cloudtrace.agent role + API already provisioned. Live on api + stripe-webhook (image v12); traces verified in Cloud Trace.</w:t>
             </w:r>
           </w:p>
         </w:tc>

--- a/PRODUCTION_LAUNCH_CHECKLIST.docx
+++ b/PRODUCTION_LAUNCH_CHECKLIST.docx
@@ -1801,8 +1801,7 @@
           <w:color w:val="103366"/>
           <w:sz w:val="28"/>
         </w:rPr>
-        <w:t>4. Firebase Auth &amp; Email Deliverability</w:t>
-        <w:t xml:space="preserve">  </w:t>
+        <w:t xml:space="preserve">4. Firebase Auth &amp; Email Deliverability  </w:t>
       </w:r>
       <w:r>
         <w:rPr>
@@ -1811,7 +1810,7 @@
           <w:color w:val="C5221F"/>
           <w:sz w:val="22"/>
         </w:rPr>
-        <w:t>[BLOCKER]</w:t>
+        <w:t>[DONE except template branding]</w:t>
       </w:r>
     </w:p>
     <w:tbl>
@@ -1936,7 +1935,7 @@
                 <w:color w:val="C5221F"/>
                 <w:sz w:val="22"/>
               </w:rPr>
-              <w:t>BLOCKER</w:t>
+              <w:t>DONE</w:t>
             </w:r>
           </w:p>
         </w:tc>
@@ -1951,7 +1950,7 @@
                 <w:b w:val="0"/>
                 <w:sz w:val="20"/>
               </w:rPr>
-              <w:t>Default email is sent from noreply@prhomzmvp-nonprod.firebaseapp.com and goes to spam. Use SendGrid / Postmark / Mailgun.</w:t>
+              <w:t>Custom SMTP via SendGrid configured in Firebase Auth (smtp.sendgrid.net:587, STARTTLS).</w:t>
             </w:r>
           </w:p>
         </w:tc>
@@ -1999,7 +1998,7 @@
                 <w:color w:val="5F6368"/>
                 <w:sz w:val="22"/>
               </w:rPr>
-              <w:t>TODO</w:t>
+              <w:t>DONE</w:t>
             </w:r>
           </w:p>
         </w:tc>
@@ -2014,7 +2013,7 @@
                 <w:b w:val="0"/>
                 <w:sz w:val="20"/>
               </w:rPr>
-              <w:t>Requires SPF + DKIM on prhomzai.com domain.</w:t>
+              <w:t>From: noreply@prhomzai.com.</w:t>
             </w:r>
           </w:p>
         </w:tc>
@@ -2062,7 +2061,7 @@
                 <w:color w:val="5F6368"/>
                 <w:sz w:val="22"/>
               </w:rPr>
-              <w:t>TODO</w:t>
+              <w:t>DONE</w:t>
             </w:r>
           </w:p>
         </w:tc>
@@ -2077,7 +2076,7 @@
                 <w:b w:val="0"/>
                 <w:sz w:val="20"/>
               </w:rPr>
-              <w:t>Provider-specific.</w:t>
+              <w:t>SPF via SendGrid return-path CNAME (em8669) on GoDaddy.</w:t>
             </w:r>
           </w:p>
         </w:tc>
@@ -2125,7 +2124,7 @@
                 <w:color w:val="5F6368"/>
                 <w:sz w:val="22"/>
               </w:rPr>
-              <w:t>TODO</w:t>
+              <w:t>DONE</w:t>
             </w:r>
           </w:p>
         </w:tc>
@@ -2140,7 +2139,7 @@
                 <w:b w:val="0"/>
                 <w:sz w:val="20"/>
               </w:rPr>
-              <w:t>Provider-specific.</w:t>
+              <w:t>DKIM CNAMEs (s1/s2._domainkey) on GoDaddy, authenticated in SendGrid.</w:t>
             </w:r>
           </w:p>
         </w:tc>
@@ -2188,7 +2187,7 @@
                 <w:color w:val="5F6368"/>
                 <w:sz w:val="22"/>
               </w:rPr>
-              <w:t>TODO</w:t>
+              <w:t>DONE</w:t>
             </w:r>
           </w:p>
         </w:tc>
@@ -2203,6 +2202,7 @@
                 <w:b w:val="0"/>
                 <w:sz w:val="20"/>
               </w:rPr>
+              <w:t>DMARC _dmarc TXT p=none on GoDaddy. Tighten to p=quarantine after ~1 week clean (non-blocking).</w:t>
             </w:r>
           </w:p>
         </w:tc>
@@ -2250,7 +2250,7 @@
                 <w:color w:val="5F6368"/>
                 <w:sz w:val="22"/>
               </w:rPr>
-              <w:t>TODO</w:t>
+              <w:t>PARTIAL</w:t>
             </w:r>
           </w:p>
         </w:tc>
@@ -2265,7 +2265,7 @@
                 <w:b w:val="0"/>
                 <w:sz w:val="20"/>
               </w:rPr>
-              <w:t>Firebase console -&gt; Auth -&gt; Templates.</w:t>
+              <w:t>Signature fixed (PRHOMZ team) + verification link now uses designer.prhomzai.com. Full template branding (logo/colours) still pending, non-blocking.</w:t>
             </w:r>
           </w:p>
         </w:tc>
@@ -2313,7 +2313,7 @@
                 <w:color w:val="5F6368"/>
                 <w:sz w:val="22"/>
               </w:rPr>
-              <w:t>TODO</w:t>
+              <w:t>DONE</w:t>
             </w:r>
           </w:p>
         </w:tc>
@@ -2328,7 +2328,7 @@
                 <w:b w:val="0"/>
                 <w:sz w:val="20"/>
               </w:rPr>
-              <w:t>Use mail-tester.com to score.</w:t>
+              <w:t>Verified: signup verification email lands in Gmail INBOX (not spam) from noreply@prhomzai.com. Note: some receivers (Zoho/prhomz.com) still spam it due to new-domain reputation — receiver-side, improves with age.</w:t>
             </w:r>
           </w:p>
         </w:tc>

--- a/PRODUCTION_LAUNCH_CHECKLIST.docx
+++ b/PRODUCTION_LAUNCH_CHECKLIST.docx
@@ -381,7 +381,7 @@
           </w:tcPr>
           <w:p>
             <w:r>
-              <w:t>PARTIAL</w:t>
+              <w:t>DONE</w:t>
             </w:r>
           </w:p>
         </w:tc>
@@ -391,7 +391,7 @@
           </w:tcPr>
           <w:p>
             <w:r>
-              <w:t>App no longer uses ANY Shopify token — dependency removed (commit 57da1af) and deployed (api + stripe-webhook v8) on 2026-06-29; PRHOMZ Shop-the-Look now just links to prhomz.com. Token still exists in git history. REMAINING: revoke the leaked token in Shopify Admin (now safe — nothing consumes it). Optional: strip the unused SHOPIFY_ACCESS_TOKEN secret binding from cloud_run.tf.</w:t>
+              <w:t>Stakeholder revoked the leaked Shopify Admin token in Shopify Admin (2026-07-16). App already used no Shopify token (removed commit 57da1af), so nothing to redeploy — the credential is now dead.</w:t>
             </w:r>
           </w:p>
         </w:tc>

--- a/PRODUCTION_LAUNCH_CHECKLIST.docx
+++ b/PRODUCTION_LAUNCH_CHECKLIST.docx
@@ -606,7 +606,7 @@
                 <w:color w:val="5F6368"/>
                 <w:sz w:val="22"/>
               </w:rPr>
-              <w:t>TODO</w:t>
+              <w:t>DONE</w:t>
             </w:r>
           </w:p>
         </w:tc>
@@ -621,7 +621,7 @@
                 <w:b w:val="0"/>
                 <w:sz w:val="20"/>
               </w:rPr>
-              <w:t>Inspect frontend dist for firebase-admin or service-account JSON patterns.</w:t>
+              <w:t>Scanned dist/ bundle: no service-account/private-key/sk_live/whsec/shpat patterns. Only public VITE_FIREBASE_ web config embedded (safe by design).</w:t>
             </w:r>
           </w:p>
         </w:tc>
@@ -684,7 +684,7 @@
                 <w:b w:val="0"/>
                 <w:sz w:val="20"/>
               </w:rPr>
-              <w:t>Currently default 352112669414-compute. Ideal: dedicated SA per service.</w:t>
+              <w:t>api + stripe-webhook run as dedicated least-privilege SA cloud-run-runtime@ (NOT default compute). REMAINING: landing service still on default compute SA (352112669414-compute) — needs a minimal SA once we confirm landing makes no privileged GCP calls.</w:t>
             </w:r>
           </w:p>
         </w:tc>
@@ -5049,7 +5049,7 @@
                 <w:color w:val="5F6368"/>
                 <w:sz w:val="22"/>
               </w:rPr>
-              <w:t>TODO</w:t>
+              <w:t>N/A</w:t>
             </w:r>
           </w:p>
         </w:tc>
@@ -5064,7 +5064,7 @@
                 <w:b w:val="0"/>
                 <w:sz w:val="20"/>
               </w:rPr>
-              <w:t>One bad user = hundreds in Veo cost. Add daily cap (e.g., 3 videos/day).</w:t>
+              <w:t>No Veo / video generation exists in the codebase — nothing to rate-limit. Item not applicable.</w:t>
             </w:r>
           </w:p>
         </w:tc>
@@ -5112,7 +5112,7 @@
                 <w:color w:val="5F6368"/>
                 <w:sz w:val="22"/>
               </w:rPr>
-              <w:t>TODO</w:t>
+              <w:t>DONE</w:t>
             </w:r>
           </w:p>
         </w:tc>
@@ -5127,7 +5127,7 @@
                 <w:b w:val="0"/>
                 <w:sz w:val="20"/>
               </w:rPr>
-              <w:t>Beyond the tier quota.</w:t>
+              <w:t>Per-user burst cap added (lib/quota.ts): max 10 renders / rolling 60s across image gen + remodel, on top of tier monthly/daily quota. Env-tunable GEN_BURST_PER_MIN. Returns 429 without consuming quota. Live in image v13.</w:t>
             </w:r>
           </w:p>
         </w:tc>
@@ -5175,7 +5175,7 @@
                 <w:color w:val="5F6368"/>
                 <w:sz w:val="22"/>
               </w:rPr>
-              <w:t>TODO</w:t>
+              <w:t>DONE</w:t>
             </w:r>
           </w:p>
         </w:tc>
@@ -5190,6 +5190,7 @@
                 <w:b w:val="0"/>
                 <w:sz w:val="20"/>
               </w:rPr>
+              <w:t>Cloud Run max-instances: api=10, stripe-webhook=5, landing=10. No Veo, so per-render cost is bounded by these ceilings + the burst cap (9.3).</w:t>
             </w:r>
           </w:p>
         </w:tc>
@@ -6025,7 +6026,7 @@
                 <w:color w:val="5F6368"/>
                 <w:sz w:val="22"/>
               </w:rPr>
-              <w:t>TODO</w:t>
+              <w:t>DONE</w:t>
             </w:r>
           </w:p>
         </w:tc>
@@ -6040,7 +6041,7 @@
                 <w:b w:val="0"/>
                 <w:sz w:val="20"/>
               </w:rPr>
-              <w:t>Write to README or runbook.</w:t>
+              <w:t>Documented in RUNBOOK.md: Cloud Run traffic re-route to prior revision, Firebase hosting:rollback, git revert, and instant env/flag rollback.</w:t>
             </w:r>
           </w:p>
         </w:tc>
@@ -6088,7 +6089,7 @@
                 <w:color w:val="5F6368"/>
                 <w:sz w:val="22"/>
               </w:rPr>
-              <w:t>TODO</w:t>
+              <w:t>DONE</w:t>
             </w:r>
           </w:p>
         </w:tc>
@@ -6103,7 +6104,7 @@
                 <w:b w:val="0"/>
                 <w:sz w:val="20"/>
               </w:rPr>
-              <w:t>Use --no-traffic then update-traffic.</w:t>
+              <w:t>Documented in RUNBOOK.md: deploy --no-traffic then update-traffic --to-latest (canary/pin) so a broken build never auto-serves users.</w:t>
             </w:r>
           </w:p>
         </w:tc>
@@ -6151,7 +6152,7 @@
                 <w:color w:val="5F6368"/>
                 <w:sz w:val="22"/>
               </w:rPr>
-              <w:t>TODO</w:t>
+              <w:t>DONE</w:t>
             </w:r>
           </w:p>
         </w:tc>
@@ -6166,6 +6167,7 @@
                 <w:b w:val="0"/>
                 <w:sz w:val="20"/>
               </w:rPr>
+              <w:t>Go/no-go criteria documented in RUNBOOK.md (§11.4), aligned to the §12 smoke test.</w:t>
             </w:r>
           </w:p>
         </w:tc>

--- a/PRODUCTION_LAUNCH_CHECKLIST.docx
+++ b/PRODUCTION_LAUNCH_CHECKLIST.docx
@@ -732,7 +732,7 @@
                 <w:color w:val="5F6368"/>
                 <w:sz w:val="22"/>
               </w:rPr>
-              <w:t>TODO</w:t>
+              <w:t>DONE</w:t>
             </w:r>
           </w:p>
         </w:tc>
@@ -747,7 +747,7 @@
                 <w:b w:val="0"/>
                 <w:sz w:val="20"/>
               </w:rPr>
-              <w:t>Firebase console -&gt; Auth -&gt; Settings.</w:t>
+              <w:t>Verified enabled in Firebase Auth -&gt; Settings -&gt; User actions -&gt; Email enumeration protection (recommended). Save greyed out = already active.</w:t>
             </w:r>
           </w:p>
         </w:tc>

--- a/PRODUCTION_LAUNCH_CHECKLIST.docx
+++ b/PRODUCTION_LAUNCH_CHECKLIST.docx
@@ -2674,7 +2674,7 @@
                 <w:color w:val="5F6368"/>
                 <w:sz w:val="22"/>
               </w:rPr>
-              <w:t>TODO</w:t>
+              <w:t>DONE</w:t>
             </w:r>
           </w:p>
         </w:tc>
@@ -2689,7 +2689,7 @@
                 <w:b w:val="0"/>
                 <w:sz w:val="20"/>
               </w:rPr>
-              <w:t>Hard to recover if forgotten.</w:t>
+              <w:t>niraj.sriwastava@gmail.com set to role=Admin (uid gf0dnIfMo5akjm3SLICa6CDgQRN2) via admin SDK. Admin nav tab + dashboard now available on that account.</w:t>
             </w:r>
           </w:p>
         </w:tc>

--- a/PRODUCTION_LAUNCH_CHECKLIST.docx
+++ b/PRODUCTION_LAUNCH_CHECKLIST.docx
@@ -1652,7 +1652,7 @@
           </w:tcPr>
           <w:p>
             <w:r>
-              <w:t>PARTIAL</w:t>
+              <w:t>DONE</w:t>
             </w:r>
           </w:p>
         </w:tc>
@@ -1662,7 +1662,7 @@
           </w:tcPr>
           <w:p>
             <w:r>
-              <w:t>Activated during setup; confirm live-mode branding, allowed plan switches, and cancellation flow.</w:t>
+              <w:t>Live-mode Customer Portal configured: cancellation at end of billing period; switch plans ON with all 3 products (Basic/Advanced/Designer); prorated charges/credits; payment-method + invoice history on. Saved 2026-07-16.</w:t>
             </w:r>
           </w:p>
         </w:tc>

--- a/PRODUCTION_LAUNCH_CHECKLIST.docx
+++ b/PRODUCTION_LAUNCH_CHECKLIST.docx
@@ -4008,7 +4008,7 @@
                 <w:color w:val="5F6368"/>
                 <w:sz w:val="22"/>
               </w:rPr>
-              <w:t>TODO</w:t>
+              <w:t>DONE</w:t>
             </w:r>
           </w:p>
         </w:tc>
@@ -4023,7 +4023,7 @@
                 <w:b w:val="0"/>
                 <w:sz w:val="20"/>
               </w:rPr>
-              <w:t>NEEDS EXTERNAL ACCOUNT: create a Sentry (or similar) project and provide the DSN, then wire the browser SDK. No native Firebase Crashlytics for web. Tier 3.</w:t>
+              <w:t>Sentry React project created (prhomz-designer); DSN wired in services/sentry.ts, env-gated on VITE_SENTRY_DSN. Live in designer app bundle + deployed. Session replay on error, source-mapped. Landing site deferred post-launch.</w:t>
             </w:r>
           </w:p>
         </w:tc>

--- a/PRODUCTION_LAUNCH_CHECKLIST.docx
+++ b/PRODUCTION_LAUNCH_CHECKLIST.docx
@@ -958,7 +958,7 @@
                 <w:color w:val="5F6368"/>
                 <w:sz w:val="22"/>
               </w:rPr>
-              <w:t>TODO</w:t>
+              <w:t>DONE (apex; www pending)</w:t>
             </w:r>
           </w:p>
         </w:tc>
@@ -973,7 +973,7 @@
                 <w:b w:val="0"/>
                 <w:sz w:val="20"/>
               </w:rPr>
-              <w:t>gcloud beta run domain-mappings create</w:t>
+              <w:t>prhomzai.com apex LIVE via Firebase Hosting multi-site rewrite to Cloud Run landing service (not a raw Cloud Run domain mapping). HTTPS 200, cert provisioned, x-cloud-trace-context confirms it hits Cloud Run. www.prhomzai.com redirect still to add (see 2.6). Cosmetic: landing &lt;title&gt; still 'My Google AI Studio App' - stakeholder to rebrand.</w:t>
             </w:r>
           </w:p>
         </w:tc>
@@ -1140,7 +1140,7 @@
           </w:tcPr>
           <w:p>
             <w:r>
-              <w:t>HTTPS cert auto-provisioned for designer.prhomzai.com (verified serving).</w:t>
+              <w:t>HTTPS cert auto-provisioned for BOTH designer.prhomzai.com AND prhomzai.com apex (both verified serving 200 on 2026-07-16).</w:t>
             </w:r>
           </w:p>
         </w:tc>

--- a/PRODUCTION_LAUNCH_CHECKLIST.docx
+++ b/PRODUCTION_LAUNCH_CHECKLIST.docx
@@ -1188,7 +1188,7 @@
                 <w:color w:val="5F6368"/>
                 <w:sz w:val="22"/>
               </w:rPr>
-              <w:t>TODO</w:t>
+              <w:t>IN PROGRESS (DNS done)</w:t>
             </w:r>
           </w:p>
         </w:tc>
@@ -1203,7 +1203,7 @@
                 <w:b w:val="0"/>
                 <w:sz w:val="20"/>
               </w:rPr>
-              <w:t>Decide canonical host.</w:t>
+              <w:t>www.prhomzai.com added as custom domain on Firebase Hosting landing site (prhomz-landing). GoDaddy CNAME updated: www -&gt; prhomz-landing.web.app (old www-&gt;prhomzai.com removed); authoritative DNS confirmed via 8.8.8.8. Firebase cert auto-provisioning (was 'not yet detected' - normal lag, auto-retries). www SERVES landing (same content as apex), not a 301 redirect - fine for launch; strict www-&gt;apex canonical redirect deferred post-launch.</w:t>
             </w:r>
           </w:p>
         </w:tc>

--- a/PRODUCTION_LAUNCH_CHECKLIST.docx
+++ b/PRODUCTION_LAUNCH_CHECKLIST.docx
@@ -1073,7 +1073,7 @@
                 <w:color w:val="5F6368"/>
                 <w:sz w:val="22"/>
               </w:rPr>
-              <w:t>TODO</w:t>
+              <w:t>DONE</w:t>
             </w:r>
           </w:p>
         </w:tc>
@@ -1088,7 +1088,7 @@
                 <w:b w:val="0"/>
                 <w:sz w:val="20"/>
               </w:rPr>
-              <w:t>One-line change. Redeploy as v3.</w:t>
+              <w:t>All 4 Designer CTA links updated to https://designer.prhomzai.com/ (App.tsx x3 + PricingSubscription.tsx x1) - not just line 116. Landing rebuilt v6, deployed (rev landing-00014-g4p), verified: live bundle has 4 designer.prhomzai.com refs, 0 old prhomzmvp-nonprod refs.</w:t>
             </w:r>
           </w:p>
         </w:tc>

--- a/PRODUCTION_LAUNCH_CHECKLIST.docx
+++ b/PRODUCTION_LAUNCH_CHECKLIST.docx
@@ -1188,7 +1188,7 @@
                 <w:color w:val="5F6368"/>
                 <w:sz w:val="22"/>
               </w:rPr>
-              <w:t>IN PROGRESS (DNS done)</w:t>
+              <w:t>DONE</w:t>
             </w:r>
           </w:p>
         </w:tc>
@@ -1203,7 +1203,7 @@
                 <w:b w:val="0"/>
                 <w:sz w:val="20"/>
               </w:rPr>
-              <w:t>www.prhomzai.com added as custom domain on Firebase Hosting landing site (prhomz-landing). GoDaddy CNAME updated: www -&gt; prhomz-landing.web.app (old www-&gt;prhomzai.com removed); authoritative DNS confirmed via 8.8.8.8. Firebase cert auto-provisioning (was 'not yet detected' - normal lag, auto-retries). www SERVES landing (same content as apex), not a 301 redirect - fine for launch; strict www-&gt;apex canonical redirect deferred post-launch.</w:t>
+              <w:t>www.prhomzai.com LIVE: HTTPS 200, valid Google Trust Services cert (CN=www.prhomzai.com, valid Jul 16-Oct 14 2026), serves landing page. All 3 domains live: apex, www, designer. www SERVES landing (same as apex), not a 301 redirect - fine for launch; strict canonical www-&gt;apex redirect deferred post-launch.</w:t>
             </w:r>
           </w:p>
         </w:tc>

--- a/PRODUCTION_LAUNCH_CHECKLIST.docx
+++ b/PRODUCTION_LAUNCH_CHECKLIST.docx
@@ -958,7 +958,7 @@
                 <w:color w:val="5F6368"/>
                 <w:sz w:val="22"/>
               </w:rPr>
-              <w:t>DONE (apex; www pending)</w:t>
+              <w:t>DONE</w:t>
             </w:r>
           </w:p>
         </w:tc>
@@ -973,7 +973,7 @@
                 <w:b w:val="0"/>
                 <w:sz w:val="20"/>
               </w:rPr>
-              <w:t>prhomzai.com apex LIVE via Firebase Hosting multi-site rewrite to Cloud Run landing service (not a raw Cloud Run domain mapping). HTTPS 200, cert provisioned, x-cloud-trace-context confirms it hits Cloud Run. www.prhomzai.com redirect still to add (see 2.6). Cosmetic: landing &lt;title&gt; still 'My Google AI Studio App' - stakeholder to rebrand.</w:t>
+              <w:t>prhomzai.com apex LIVE via Firebase Hosting multi-site rewrite to Cloud Run landing service (not a raw Cloud Run domain mapping). HTTPS 200, cert provisioned, x-cloud-trace-context confirms it hits Cloud Run. www.prhomzai.com now LIVE too (see 2.6). Cosmetic: landing &lt;title&gt; still 'My Google AI Studio App' - stakeholder to rebrand. LANDING REBRAND (v7, rev landing-00015-6jz): &lt;title&gt; now 'PRHOMZ AI | Redesign Your Home with AI' + meta description + OG/Twitter cards + canonical. Favicon + og:image (need brand logo) = small follow-up.</w:t>
             </w:r>
           </w:p>
         </w:tc>

--- a/PRODUCTION_LAUNCH_CHECKLIST.docx
+++ b/PRODUCTION_LAUNCH_CHECKLIST.docx
@@ -485,7 +485,7 @@
           </w:tcPr>
           <w:p>
             <w:r>
-              <w:t>PARTIAL</w:t>
+              <w:t>DONE</w:t>
             </w:r>
           </w:p>
         </w:tc>
@@ -495,7 +495,7 @@
           </w:tcPr>
           <w:p>
             <w:r>
-              <w:t>DESIGNER repo confirmed: api/.secret.local is gitignored and 0 commits touch it. Still verify PRHOMZ-AI-LANDING repo.</w:t>
+              <w:t>BOTH repos confirmed. DESIGNER: api/.secret.local gitignored, 0 commits touch it. LANDING: .env* gitignored (only .env.example tracked = placeholders MY_GEMINI_API_KEY/MY_APP_URL, no real secrets); no secret/key/serviceaccount files tracked.</w:t>
             </w:r>
           </w:p>
         </w:tc>

--- a/PRODUCTION_LAUNCH_CHECKLIST.docx
+++ b/PRODUCTION_LAUNCH_CHECKLIST.docx
@@ -1762,7 +1762,7 @@
                 <w:color w:val="5F6368"/>
                 <w:sz w:val="22"/>
               </w:rPr>
-              <w:t>TODO</w:t>
+              <w:t>DONE</w:t>
             </w:r>
           </w:p>
         </w:tc>
@@ -1777,7 +1777,7 @@
                 <w:b w:val="0"/>
                 <w:sz w:val="20"/>
               </w:rPr>
-              <w:t>Defaults to Stripe account email.</w:t>
+              <w:t>Stripe dispute/chargeback alerts go to the Stripe account email, which Niraj confirmed is a monitored inbox. No separate forwarding needed.</w:t>
             </w:r>
           </w:p>
         </w:tc>
@@ -4812,7 +4812,7 @@
                 <w:color w:val="5F6368"/>
                 <w:sz w:val="22"/>
               </w:rPr>
-              <w:t>TODO</w:t>
+              <w:t>DONE</w:t>
             </w:r>
           </w:p>
         </w:tc>
@@ -4827,7 +4827,7 @@
                 <w:b w:val="0"/>
                 <w:sz w:val="20"/>
               </w:rPr>
-              <w:t>Currently T&amp;C says 'no refund for current period'.</w:t>
+              <w:t>Refund policy FINALISED: no refund for the current billing period (as stated in T&amp;C). Confirmed by Niraj 2026-07-16 as the final policy.</w:t>
             </w:r>
           </w:p>
         </w:tc>

--- a/PRODUCTION_LAUNCH_CHECKLIST.docx
+++ b/PRODUCTION_LAUNCH_CHECKLIST.docx
@@ -669,7 +669,7 @@
                 <w:color w:val="B76E00"/>
                 <w:sz w:val="22"/>
               </w:rPr>
-              <w:t>PARTIAL</w:t>
+              <w:t>DONE</w:t>
             </w:r>
           </w:p>
         </w:tc>
@@ -684,7 +684,7 @@
                 <w:b w:val="0"/>
                 <w:sz w:val="20"/>
               </w:rPr>
-              <w:t>api + stripe-webhook run as dedicated least-privilege SA cloud-run-runtime@ (NOT default compute). REMAINING: landing service still on default compute SA (352112669414-compute) — needs a minimal SA once we confirm landing makes no privileged GCP calls.</w:t>
+              <w:t>ALL 3 services now on dedicated least-privilege SAs. api + stripe-webhook = cloud-run-runtime@. landing NOW = landing-runtime@ (created 2026-07-16, secretmanager.secretAccessor on ONLY gemini-api-key + gmail-app-password, plus logWriter/metricWriter). Verified landing makes no privileged GCP IAM calls (uses @google/genai API key + Gmail SMTP, no firebase-admin/@google-cloud SDKs). Canary-deployed (--no-traffic tag lpsa), verified 200 + endpoints, then migrated 100% traffic to rev landing-00016-yaz. Off default compute SA.</w:t>
             </w:r>
           </w:p>
         </w:tc>

--- a/PRODUCTION_LAUNCH_CHECKLIST.docx
+++ b/PRODUCTION_LAUNCH_CHECKLIST.docx
@@ -3524,7 +3524,7 @@
           </w:tcPr>
           <w:p>
             <w:r>
-              <w:t>TODO</w:t>
+              <w:t>DONE (documented procedure)</w:t>
             </w:r>
           </w:p>
         </w:tc>
@@ -3534,7 +3534,7 @@
           </w:tcPr>
           <w:p>
             <w:r>
-              <w:t>DB is baked in at build time (cloudbuild.yaml downloads from maxmind-license-key secret). Country data drifts slowly, so monthly is ample. Automate via Cloud Scheduler-triggered rebuild or a monthly manual 'gcloud builds submit'.</w:t>
+              <w:t>Monthly refresh procedure documented in RUNBOOK.md ('Monthly maintenance' section): rebuild api via api/cloudbuild.yaml (re-downloads latest GeoLite2 from maxmind-license-key secret) + redeploy + verify /geo. Set a monthly calendar reminder. Full unattended Scheduler-&gt;Build auto-redeploy of core api intentionally deferred (risk of unattended auto-deploy &gt; benefit; geofence fails open). Country data drifts slowly so monthly manual is ample.</w:t>
             </w:r>
           </w:p>
         </w:tc>

--- a/PRODUCTION_LAUNCH_CHECKLIST.docx
+++ b/PRODUCTION_LAUNCH_CHECKLIST.docx
@@ -2800,7 +2800,7 @@
                 <w:color w:val="5F6368"/>
                 <w:sz w:val="22"/>
               </w:rPr>
-              <w:t>TODO</w:t>
+              <w:t>DONE</w:t>
             </w:r>
           </w:p>
         </w:tc>
@@ -2815,7 +2815,7 @@
                 <w:b w:val="0"/>
                 <w:sz w:val="20"/>
               </w:rPr>
-              <w:t>Manual gcloud firestore export cadence or scheduled.</w:t>
+              <w:t>Documented in RUNBOOK.md ('Firestore backups &amp; restore'). Automated daily backup schedule + 7-day retention already live (firestore.tf); verified 1 backup READY (snapshot 2026-07-16). Procedure covers: list schedules/backups, restore-to-new-DB (incident recovery), manual GCS export/import for longer retention.</w:t>
             </w:r>
           </w:p>
         </w:tc>

--- a/PRODUCTION_LAUNCH_CHECKLIST.docx
+++ b/PRODUCTION_LAUNCH_CHECKLIST.docx
@@ -5301,7 +5301,7 @@
                 <w:color w:val="5F6368"/>
                 <w:sz w:val="22"/>
               </w:rPr>
-              <w:t>TODO</w:t>
+              <w:t>DONE (reviewed, adequate)</w:t>
             </w:r>
           </w:p>
         </w:tc>
@@ -5316,6 +5316,7 @@
                 <w:b w:val="0"/>
                 <w:sz w:val="20"/>
               </w:rPr>
+              <w:t>Reviewed gs://prhomzmvp-nonprod-gallery: existing lifecycle rule Delete@age=30d applies to whole gallery/ prefix, so full images AND _thumb.jpg thumbnails are both auto-deleted at 30d -&gt; no orphaned-thumbnail accumulation. No object versioning (no noncurrent bloat). Combined with hourly expire-old-images job, storage growth bounded. No change needed.</w:t>
             </w:r>
           </w:p>
         </w:tc>

--- a/PRODUCTION_LAUNCH_CHECKLIST.docx
+++ b/PRODUCTION_LAUNCH_CHECKLIST.docx
@@ -973,7 +973,7 @@
                 <w:b w:val="0"/>
                 <w:sz w:val="20"/>
               </w:rPr>
-              <w:t>prhomzai.com apex LIVE via Firebase Hosting multi-site rewrite to Cloud Run landing service (not a raw Cloud Run domain mapping). HTTPS 200, cert provisioned, x-cloud-trace-context confirms it hits Cloud Run. www.prhomzai.com now LIVE too (see 2.6). Cosmetic: landing &lt;title&gt; still 'My Google AI Studio App' - stakeholder to rebrand. LANDING REBRAND (v7, rev landing-00015-6jz): &lt;title&gt; now 'PRHOMZ AI | Redesign Your Home with AI' + meta description + OG/Twitter cards + canonical. Favicon + og:image (need brand logo) = small follow-up.</w:t>
+              <w:t>prhomzai.com apex LIVE via Firebase Hosting multi-site rewrite to Cloud Run landing service (not a raw Cloud Run domain mapping). HTTPS 200, cert provisioned, x-cloud-trace-context confirms it hits Cloud Run. www.prhomzai.com now LIVE too (see 2.6). Cosmetic: landing &lt;title&gt; still 'My Google AI Studio App' - stakeholder to rebrand. LANDING REBRAND (v7, rev landing-00015-6jz): &lt;title&gt; now 'PRHOMZ AI | Redesign Your Home with AI' + meta description + OG/Twitter cards + canonical. FAVICON + OG:IMAGE DONE (v9, rev landing-00018-xnc): stakeholder brand logo wired - favicon 16/32/180, og-image 1200x630 social card. Fixed Dockerfile to COPY public/ (was 404ing). Tiny 16px tab icon is full wordmark (blurry small) - optional future swap for a square monogram.</w:t>
             </w:r>
           </w:p>
         </w:tc>

--- a/PRODUCTION_LAUNCH_CHECKLIST.docx
+++ b/PRODUCTION_LAUNCH_CHECKLIST.docx
@@ -2265,7 +2265,7 @@
                 <w:b w:val="0"/>
                 <w:sz w:val="20"/>
               </w:rPr>
-              <w:t>Signature fixed (PRHOMZ team) + verification link now uses designer.prhomzai.com. Full template branding (logo/colours) still pending, non-blocking.</w:t>
+              <w:t>Signature fixed (PRHOMZ team) + verification link now uses designer.prhomzai.com. Full template branding (logo/colours) still pending, non-blocking. EMAIL LINK DOMAIN: verification/reset/change email links still show prhomzmvp-nonprod.firebaseapp.com. Fix identified = set notification.sendEmail.callbackUri to https://designer.prhomzai.com/__/auth/action (designer domain authorized + handler returns 200, value validated). BLOCKED by Firebase EMAIL_TEMPLATE_UPDATE_NOT_ALLOWED (24h anti-abuse cooldown from recent template edits) - fails via BOTH console and API. Auto-retry (self-healing) scheduled for 2026-07-18 eve; fallback = re-run one-command API PATCH after cooldown. NOT launch-blocking (links work, cosmetic only).</w:t>
             </w:r>
           </w:p>
         </w:tc>

--- a/PRODUCTION_LAUNCH_CHECKLIST.docx
+++ b/PRODUCTION_LAUNCH_CHECKLIST.docx
@@ -2265,7 +2265,7 @@
                 <w:b w:val="0"/>
                 <w:sz w:val="20"/>
               </w:rPr>
-              <w:t>Signature fixed (PRHOMZ team) + verification link now uses designer.prhomzai.com. Full template branding (logo/colours) still pending, non-blocking. EMAIL LINK DOMAIN: verification/reset/change email links still show prhomzmvp-nonprod.firebaseapp.com. Fix identified = set notification.sendEmail.callbackUri to https://designer.prhomzai.com/__/auth/action (designer domain authorized + handler returns 200, value validated). BLOCKED by Firebase EMAIL_TEMPLATE_UPDATE_NOT_ALLOWED (24h anti-abuse cooldown from recent template edits) - fails via BOTH console and API. Auto-retry (self-healing) scheduled for 2026-07-18 eve; fallback = re-run one-command API PATCH after cooldown. NOT launch-blocking (links work, cosmetic only).</w:t>
+              <w:t>DEFINITIVE DIAGNOSIS 2026-07-19: email action-URL (callbackUri) CANNOT be set to custom domain designer.prhomzai.com - Firebase rejects with EMAIL_TEMPLATE_UPDATE_NOT_ALLOWED. Proven: callbackUri accepts ONLY Firebase-default domains (*.web.app/*.firebaseapp.com set fine); custom domains require the separate 'custom domain for email action links' DNS-verification flow (dnsInfo.customDomainState=NOT_STARTED). NOT a time cooldown (persisted 40h+) and NOT email-privacy (disabling didn't help; restored). Template subject/sender edits DO work. Consequence: verification emails show prhomzmvp-nonprod.firebaseapp.com (exposes 'nonprod' since prod = same project). Template body/sender/signature branding already done (SendGrid noreply@prhomzai.com). DECISION PENDING: accept for launch vs pursue custom-domain-for-email flow.</w:t>
             </w:r>
           </w:p>
         </w:tc>

--- a/PRODUCTION_LAUNCH_CHECKLIST.docx
+++ b/PRODUCTION_LAUNCH_CHECKLIST.docx
@@ -2250,7 +2250,7 @@
                 <w:color w:val="5F6368"/>
                 <w:sz w:val="22"/>
               </w:rPr>
-              <w:t>PARTIAL</w:t>
+              <w:t>DONE (link branding deferred, documented)</w:t>
             </w:r>
           </w:p>
         </w:tc>
@@ -2265,7 +2265,7 @@
                 <w:b w:val="0"/>
                 <w:sz w:val="20"/>
               </w:rPr>
-              <w:t>DEFINITIVE DIAGNOSIS 2026-07-19: email action-URL (callbackUri) CANNOT be set to custom domain designer.prhomzai.com - Firebase rejects with EMAIL_TEMPLATE_UPDATE_NOT_ALLOWED. Proven: callbackUri accepts ONLY Firebase-default domains (*.web.app/*.firebaseapp.com set fine); custom domains require the separate 'custom domain for email action links' DNS-verification flow (dnsInfo.customDomainState=NOT_STARTED). NOT a time cooldown (persisted 40h+) and NOT email-privacy (disabling didn't help; restored). Template subject/sender edits DO work. Consequence: verification emails show prhomzmvp-nonprod.firebaseapp.com (exposes 'nonprod' since prod = same project). Template body/sender/signature branding already done (SendGrid noreply@prhomzai.com). DECISION PENDING: accept for launch vs pursue custom-domain-for-email flow.</w:t>
+              <w:t>DECISION 2026-07-19: KEEP SendGrid custom SMTP (noreply@prhomzai.com, tested in-inbox). Verification/reset email BODY link stays https://prhomzmvp-nonprod.firebaseapp.com/__/auth/action (functional; cosmetic). WHY not branded: Firebase only brands the action-link domain via the 'Custom domain for email templates' wizard, which (a) REPLACES custom SMTP with Firebase-native sending (firebasemail.com SPF/DKIM) - would abandon tested SendGrid deliverability 6 days pre-launch, and (b) requires TXT records on designer.prhomzai.com which is a CNAME (hosting) -&gt; hard DNS conflict. Not worth risking deliverability + hosting for a cosmetic link. POST-LAUNCH option: Firebase-native custom-domain email on a NON-CNAME domain (e.g. mail.prhomzai.com), migrated off SendGrid with deliverability testing. Sender/signature branding already DONE.</w:t>
             </w:r>
           </w:p>
         </w:tc>
